--- a/data/attachments/AXN-049E/cleis-source.docx
+++ b/data/attachments/AXN-049E/cleis-source.docx
@@ -10,7 +10,7 @@
         <w:rPr>
           <w:rtl w:val="0"/>
         </w:rPr>
-        <w:t xml:space="preserve">haley  [picture haley, one of our stories]</w:t>
+        <w:t xml:space="preserve">H.  [picture H., one of our stories]</w:t>
       </w:r>
     </w:p>
     <w:p>
@@ -3627,7 +3627,7 @@
           <w:color w:val="000000"/>
           <w:rtl w:val="0"/>
         </w:rPr>
-        <w:t xml:space="preserve">Haley,</w:t>
+        <w:t xml:space="preserve">H.,</w:t>
       </w:r>
       <w:r>
         <w:rPr>
@@ -3698,42 +3698,42 @@
           <w:color w:val="000000"/>
           <w:rtl w:val="0"/>
         </w:rPr>
-        <w:t xml:space="preserve">Haley I want you, more than anything, to know how much your daddy loves you.</w:t>
-      </w:r>
-      <w:r>
-        <w:rPr>
-          <w:rtl w:val="0"/>
-        </w:rPr>
-      </w:r>
-    </w:p>
-    <w:p>
-      <w:pPr>
-        <w:widowControl w:val="0"/>
-        <w:rPr>
-          <w:rFonts w:ascii="Times New Roman" w:cs="Times New Roman" w:eastAsia="Times New Roman" w:hAnsi="Times New Roman"/>
-          <w:color w:val="000000"/>
-        </w:rPr>
-      </w:pPr>
-      <w:r>
-        <w:rPr>
-          <w:rtl w:val="0"/>
-        </w:rPr>
-      </w:r>
-    </w:p>
-    <w:p>
-      <w:pPr>
-        <w:widowControl w:val="0"/>
-        <w:rPr>
-          <w:rFonts w:ascii="Times New Roman" w:cs="Times New Roman" w:eastAsia="Times New Roman" w:hAnsi="Times New Roman"/>
-        </w:rPr>
-      </w:pPr>
-      <w:r>
-        <w:rPr>
-          <w:rFonts w:ascii="Times New Roman" w:cs="Times New Roman" w:eastAsia="Times New Roman" w:hAnsi="Times New Roman"/>
-          <w:color w:val="000000"/>
-          <w:rtl w:val="0"/>
-        </w:rPr>
-        <w:t xml:space="preserve">Dear Haley,</w:t>
+        <w:t xml:space="preserve">H. I want you, more than anything, to know how much your daddy loves you.</w:t>
+      </w:r>
+      <w:r>
+        <w:rPr>
+          <w:rtl w:val="0"/>
+        </w:rPr>
+      </w:r>
+    </w:p>
+    <w:p>
+      <w:pPr>
+        <w:widowControl w:val="0"/>
+        <w:rPr>
+          <w:rFonts w:ascii="Times New Roman" w:cs="Times New Roman" w:eastAsia="Times New Roman" w:hAnsi="Times New Roman"/>
+          <w:color w:val="000000"/>
+        </w:rPr>
+      </w:pPr>
+      <w:r>
+        <w:rPr>
+          <w:rtl w:val="0"/>
+        </w:rPr>
+      </w:r>
+    </w:p>
+    <w:p>
+      <w:pPr>
+        <w:widowControl w:val="0"/>
+        <w:rPr>
+          <w:rFonts w:ascii="Times New Roman" w:cs="Times New Roman" w:eastAsia="Times New Roman" w:hAnsi="Times New Roman"/>
+        </w:rPr>
+      </w:pPr>
+      <w:r>
+        <w:rPr>
+          <w:rFonts w:ascii="Times New Roman" w:cs="Times New Roman" w:eastAsia="Times New Roman" w:hAnsi="Times New Roman"/>
+          <w:color w:val="000000"/>
+          <w:rtl w:val="0"/>
+        </w:rPr>
+        <w:t xml:space="preserve">Dear H.,</w:t>
       </w:r>
       <w:r>
         <w:rPr>
@@ -9172,7 +9172,7 @@
           <w:color w:val="000000"/>
           <w:rtl w:val="0"/>
         </w:rPr>
-        <w:t xml:space="preserve">by Haley--(transcription)</w:t>
+        <w:t xml:space="preserve">by H.--(transcription)</w:t>
       </w:r>
       <w:r>
         <w:rPr>
@@ -11975,7 +11975,7 @@
           <w:rFonts w:ascii="Times New Roman" w:cs="Times New Roman" w:eastAsia="Times New Roman" w:hAnsi="Times New Roman"/>
           <w:rtl w:val="0"/>
         </w:rPr>
-        <w:t xml:space="preserve">I had planned on being back for teaching tomorrow, but early Wednesday morning we took Haley to the emergency room with a fever, and have been here since. We should be home tomorrow afternoon, but not in time for teaching. </w:t>
+        <w:t xml:space="preserve">I had planned on being back for teaching tomorrow, but early Wednesday morning we took H. to the emergency room with a fever, and have been here since. We should be home tomorrow afternoon, but not in time for teaching. </w:t>
       </w:r>
     </w:p>
     <w:p>
